--- a/public/cv/drinkit/Semenov_Mikhail_Product_Owner_Drinkit_RU.docx
+++ b/public/cv/drinkit/Semenov_Mikhail_Product_Owner_Drinkit_RU.docx
@@ -4,22 +4,23 @@
   <w:body>
     <w:p>
       <w:pPr>
-        <w:spacing w:after="60"/>
+        <w:spacing w:after="40" w:line="276"/>
       </w:pPr>
       <w:r>
         <w:rPr>
           <w:rFonts w:ascii="Geist" w:cs="Geist" w:eastAsia="Geist" w:hAnsi="Geist"/>
           <w:b/>
           <w:bCs/>
-          <w:sz w:val="40"/>
-          <w:szCs w:val="40"/>
+          <w:color w:val="1A1A1A"/>
+          <w:sz w:val="44"/>
+          <w:szCs w:val="44"/>
         </w:rPr>
         <w:t xml:space="preserve">Михаил Семенов</w:t>
       </w:r>
     </w:p>
     <w:p>
       <w:pPr>
-        <w:spacing w:after="60"/>
+        <w:spacing w:after="120" w:line="331"/>
       </w:pPr>
       <w:r>
         <w:rPr>
@@ -33,7 +34,7 @@
     </w:p>
     <w:p>
       <w:pPr>
-        <w:spacing w:after="20"/>
+        <w:spacing w:after="20" w:line="331"/>
       </w:pPr>
       <w:r>
         <w:rPr>
@@ -47,7 +48,7 @@
     </w:p>
     <w:p>
       <w:pPr>
-        <w:spacing w:after="20"/>
+        <w:spacing w:after="20" w:line="331"/>
       </w:pPr>
       <w:r>
         <w:rPr>
@@ -61,7 +62,7 @@
     </w:p>
     <w:p>
       <w:pPr>
-        <w:spacing w:after="20"/>
+        <w:spacing w:after="20" w:line="331"/>
       </w:pPr>
       <w:r>
         <w:rPr>
@@ -75,7 +76,7 @@
     </w:p>
     <w:p>
       <w:pPr>
-        <w:spacing w:after="20"/>
+        <w:spacing w:after="20" w:line="331"/>
       </w:pPr>
       <w:r>
         <w:rPr>
@@ -89,7 +90,7 @@
     </w:p>
     <w:p>
       <w:pPr>
-        <w:spacing w:after="20"/>
+        <w:spacing w:after="20" w:line="331"/>
       </w:pPr>
       <w:r>
         <w:rPr>
@@ -103,7 +104,7 @@
     </w:p>
     <w:p>
       <w:pPr>
-        <w:spacing w:after="20"/>
+        <w:spacing w:after="20" w:line="331"/>
       </w:pPr>
       <w:r>
         <w:rPr>
@@ -117,7 +118,7 @@
     </w:p>
     <w:p>
       <w:pPr>
-        <w:spacing w:after="20"/>
+        <w:spacing w:after="20" w:line="331"/>
       </w:pPr>
       <w:r>
         <w:rPr>
@@ -131,7 +132,7 @@
     </w:p>
     <w:p>
       <w:pPr>
-        <w:spacing w:after="20"/>
+        <w:spacing w:after="20" w:line="331"/>
       </w:pPr>
       <w:r>
         <w:rPr>
@@ -145,10 +146,12 @@
     </w:p>
     <w:p>
       <w:pPr>
+        <w:pStyle w:val="Heading2"/>
+        <w:keepNext/>
         <w:pBdr>
-          <w:bottom w:val="single" w:color="CCCCCC" w:sz="4" w:space="2"/>
+          <w:bottom w:val="single" w:color="D9D9D9" w:sz="6" w:space="2"/>
         </w:pBdr>
-        <w:spacing w:after="80" w:before="240"/>
+        <w:spacing w:after="100" w:before="240" w:line="331"/>
       </w:pPr>
       <w:r>
         <w:rPr>
@@ -156,20 +159,21 @@
           <w:b/>
           <w:bCs/>
           <w:color w:val="222222"/>
-          <w:sz w:val="20"/>
-          <w:szCs w:val="20"/>
+          <w:spacing w:val="12"/>
+          <w:sz w:val="19"/>
+          <w:szCs w:val="19"/>
         </w:rPr>
         <w:t xml:space="preserve">КРАТКО</w:t>
       </w:r>
     </w:p>
     <w:p>
       <w:pPr>
-        <w:spacing w:after="60"/>
-      </w:pPr>
-      <w:r>
-        <w:rPr>
-          <w:rFonts w:ascii="Geist" w:cs="Geist" w:eastAsia="Geist" w:hAnsi="Geist"/>
-          <w:color w:val="333333"/>
+        <w:spacing w:after="80" w:line="331"/>
+      </w:pPr>
+      <w:r>
+        <w:rPr>
+          <w:rFonts w:ascii="Geist" w:cs="Geist" w:eastAsia="Geist" w:hAnsi="Geist"/>
+          <w:color w:val="1A1A1A"/>
           <w:sz w:val="20"/>
           <w:szCs w:val="20"/>
         </w:rPr>
@@ -178,10 +182,12 @@
     </w:p>
     <w:p>
       <w:pPr>
+        <w:pStyle w:val="Heading2"/>
+        <w:keepNext/>
         <w:pBdr>
-          <w:bottom w:val="single" w:color="CCCCCC" w:sz="4" w:space="2"/>
+          <w:bottom w:val="single" w:color="D9D9D9" w:sz="6" w:space="2"/>
         </w:pBdr>
-        <w:spacing w:after="80" w:before="240"/>
+        <w:spacing w:after="100" w:before="240" w:line="331"/>
       </w:pPr>
       <w:r>
         <w:rPr>
@@ -189,8 +195,9 @@
           <w:b/>
           <w:bCs/>
           <w:color w:val="222222"/>
-          <w:sz w:val="20"/>
-          <w:szCs w:val="20"/>
+          <w:spacing w:val="12"/>
+          <w:sz w:val="19"/>
+          <w:szCs w:val="19"/>
         </w:rPr>
         <w:t xml:space="preserve">ЦИФРЫ</w:t>
       </w:r>
@@ -200,13 +207,14 @@
         <w:pStyle w:val="ListParagraph"/>
         <w:numPr>
           <w:ilvl w:val="0"/>
-          <w:numId w:val="1"/>
-        </w:numPr>
-        <w:spacing w:after="40"/>
-      </w:pPr>
-      <w:r>
-        <w:rPr>
-          <w:rFonts w:ascii="Geist" w:cs="Geist" w:eastAsia="Geist" w:hAnsi="Geist"/>
+          <w:numId w:val="2"/>
+        </w:numPr>
+        <w:spacing w:after="52" w:line="331"/>
+      </w:pPr>
+      <w:r>
+        <w:rPr>
+          <w:rFonts w:ascii="Geist" w:cs="Geist" w:eastAsia="Geist" w:hAnsi="Geist"/>
+          <w:color w:val="1A1A1A"/>
           <w:sz w:val="20"/>
           <w:szCs w:val="20"/>
         </w:rPr>
@@ -218,13 +226,14 @@
         <w:pStyle w:val="ListParagraph"/>
         <w:numPr>
           <w:ilvl w:val="0"/>
-          <w:numId w:val="1"/>
-        </w:numPr>
-        <w:spacing w:after="40"/>
-      </w:pPr>
-      <w:r>
-        <w:rPr>
-          <w:rFonts w:ascii="Geist" w:cs="Geist" w:eastAsia="Geist" w:hAnsi="Geist"/>
+          <w:numId w:val="2"/>
+        </w:numPr>
+        <w:spacing w:after="52" w:line="331"/>
+      </w:pPr>
+      <w:r>
+        <w:rPr>
+          <w:rFonts w:ascii="Geist" w:cs="Geist" w:eastAsia="Geist" w:hAnsi="Geist"/>
+          <w:color w:val="1A1A1A"/>
           <w:sz w:val="20"/>
           <w:szCs w:val="20"/>
         </w:rPr>
@@ -236,13 +245,14 @@
         <w:pStyle w:val="ListParagraph"/>
         <w:numPr>
           <w:ilvl w:val="0"/>
-          <w:numId w:val="1"/>
-        </w:numPr>
-        <w:spacing w:after="40"/>
-      </w:pPr>
-      <w:r>
-        <w:rPr>
-          <w:rFonts w:ascii="Geist" w:cs="Geist" w:eastAsia="Geist" w:hAnsi="Geist"/>
+          <w:numId w:val="2"/>
+        </w:numPr>
+        <w:spacing w:after="52" w:line="331"/>
+      </w:pPr>
+      <w:r>
+        <w:rPr>
+          <w:rFonts w:ascii="Geist" w:cs="Geist" w:eastAsia="Geist" w:hAnsi="Geist"/>
+          <w:color w:val="1A1A1A"/>
           <w:sz w:val="20"/>
           <w:szCs w:val="20"/>
         </w:rPr>
@@ -254,13 +264,14 @@
         <w:pStyle w:val="ListParagraph"/>
         <w:numPr>
           <w:ilvl w:val="0"/>
-          <w:numId w:val="1"/>
-        </w:numPr>
-        <w:spacing w:after="40"/>
-      </w:pPr>
-      <w:r>
-        <w:rPr>
-          <w:rFonts w:ascii="Geist" w:cs="Geist" w:eastAsia="Geist" w:hAnsi="Geist"/>
+          <w:numId w:val="2"/>
+        </w:numPr>
+        <w:spacing w:after="52" w:line="331"/>
+      </w:pPr>
+      <w:r>
+        <w:rPr>
+          <w:rFonts w:ascii="Geist" w:cs="Geist" w:eastAsia="Geist" w:hAnsi="Geist"/>
+          <w:color w:val="1A1A1A"/>
           <w:sz w:val="20"/>
           <w:szCs w:val="20"/>
         </w:rPr>
@@ -269,10 +280,12 @@
     </w:p>
     <w:p>
       <w:pPr>
+        <w:pStyle w:val="Heading2"/>
+        <w:keepNext/>
         <w:pBdr>
-          <w:bottom w:val="single" w:color="CCCCCC" w:sz="4" w:space="2"/>
+          <w:bottom w:val="single" w:color="D9D9D9" w:sz="6" w:space="2"/>
         </w:pBdr>
-        <w:spacing w:after="80" w:before="240"/>
+        <w:spacing w:after="100" w:before="240" w:line="331"/>
       </w:pPr>
       <w:r>
         <w:rPr>
@@ -280,24 +293,27 @@
           <w:b/>
           <w:bCs/>
           <w:color w:val="222222"/>
-          <w:sz w:val="20"/>
-          <w:szCs w:val="20"/>
+          <w:spacing w:val="12"/>
+          <w:sz w:val="19"/>
+          <w:szCs w:val="19"/>
         </w:rPr>
         <w:t xml:space="preserve">ОПЫТ РАБОТЫ</w:t>
       </w:r>
     </w:p>
     <w:p>
       <w:pPr>
+        <w:keepNext/>
         <w:tabs>
-          <w:tab w:val="right" w:pos="9026"/>
+          <w:tab w:val="right" w:pos="10092"/>
         </w:tabs>
-        <w:spacing w:after="40" w:before="160"/>
+        <w:spacing w:after="40" w:before="160" w:line="331"/>
       </w:pPr>
       <w:r>
         <w:rPr>
           <w:rFonts w:ascii="Geist" w:cs="Geist" w:eastAsia="Geist" w:hAnsi="Geist"/>
           <w:b/>
           <w:bCs/>
+          <w:color w:val="1A1A1A"/>
           <w:sz w:val="22"/>
           <w:szCs w:val="22"/>
         </w:rPr>
@@ -307,20 +323,21 @@
         <w:rPr>
           <w:rFonts w:ascii="Geist" w:cs="Geist" w:eastAsia="Geist" w:hAnsi="Geist"/>
           <w:color w:val="666666"/>
-          <w:sz w:val="20"/>
-          <w:szCs w:val="20"/>
-        </w:rPr>
-        <w:t xml:space="preserve">	февраль 2022 – настоящее время</w:t>
-      </w:r>
-    </w:p>
-    <w:p>
-      <w:pPr>
-        <w:spacing w:after="60"/>
-      </w:pPr>
-      <w:r>
-        <w:rPr>
-          <w:rFonts w:ascii="Geist" w:cs="Geist" w:eastAsia="Geist" w:hAnsi="Geist"/>
-          <w:color w:val="333333"/>
+          <w:sz w:val="19"/>
+          <w:szCs w:val="19"/>
+        </w:rPr>
+        <w:tab/>
+        <w:t xml:space="preserve">февраль 2022 – октябрь 2026</w:t>
+      </w:r>
+    </w:p>
+    <w:p>
+      <w:pPr>
+        <w:spacing w:after="80" w:line="331"/>
+      </w:pPr>
+      <w:r>
+        <w:rPr>
+          <w:rFonts w:ascii="Geist" w:cs="Geist" w:eastAsia="Geist" w:hAnsi="Geist"/>
+          <w:color w:val="1A1A1A"/>
           <w:sz w:val="20"/>
           <w:szCs w:val="20"/>
         </w:rPr>
@@ -329,7 +346,8 @@
     </w:p>
     <w:p>
       <w:pPr>
-        <w:spacing w:after="40" w:before="100"/>
+        <w:keepNext/>
+        <w:spacing w:after="40" w:before="120" w:line="331"/>
       </w:pPr>
       <w:r>
         <w:rPr>
@@ -337,8 +355,8 @@
           <w:i/>
           <w:iCs/>
           <w:color w:val="333333"/>
-          <w:sz w:val="21"/>
-          <w:szCs w:val="21"/>
+          <w:sz w:val="20"/>
+          <w:szCs w:val="20"/>
         </w:rPr>
         <w:t xml:space="preserve">Платформа обзвонов и self-service кабинет (2022 – 2025)</w:t>
       </w:r>
@@ -348,13 +366,14 @@
         <w:pStyle w:val="ListParagraph"/>
         <w:numPr>
           <w:ilvl w:val="0"/>
-          <w:numId w:val="1"/>
-        </w:numPr>
-        <w:spacing w:after="40"/>
-      </w:pPr>
-      <w:r>
-        <w:rPr>
-          <w:rFonts w:ascii="Geist" w:cs="Geist" w:eastAsia="Geist" w:hAnsi="Geist"/>
+          <w:numId w:val="2"/>
+        </w:numPr>
+        <w:spacing w:after="52" w:line="331"/>
+      </w:pPr>
+      <w:r>
+        <w:rPr>
+          <w:rFonts w:ascii="Geist" w:cs="Geist" w:eastAsia="Geist" w:hAnsi="Geist"/>
+          <w:color w:val="1A1A1A"/>
           <w:sz w:val="20"/>
           <w:szCs w:val="20"/>
         </w:rPr>
@@ -366,13 +385,14 @@
         <w:pStyle w:val="ListParagraph"/>
         <w:numPr>
           <w:ilvl w:val="0"/>
-          <w:numId w:val="1"/>
-        </w:numPr>
-        <w:spacing w:after="40"/>
-      </w:pPr>
-      <w:r>
-        <w:rPr>
-          <w:rFonts w:ascii="Geist" w:cs="Geist" w:eastAsia="Geist" w:hAnsi="Geist"/>
+          <w:numId w:val="2"/>
+        </w:numPr>
+        <w:spacing w:after="52" w:line="331"/>
+      </w:pPr>
+      <w:r>
+        <w:rPr>
+          <w:rFonts w:ascii="Geist" w:cs="Geist" w:eastAsia="Geist" w:hAnsi="Geist"/>
+          <w:color w:val="1A1A1A"/>
           <w:sz w:val="20"/>
           <w:szCs w:val="20"/>
         </w:rPr>
@@ -384,13 +404,14 @@
         <w:pStyle w:val="ListParagraph"/>
         <w:numPr>
           <w:ilvl w:val="0"/>
-          <w:numId w:val="1"/>
-        </w:numPr>
-        <w:spacing w:after="40"/>
-      </w:pPr>
-      <w:r>
-        <w:rPr>
-          <w:rFonts w:ascii="Geist" w:cs="Geist" w:eastAsia="Geist" w:hAnsi="Geist"/>
+          <w:numId w:val="2"/>
+        </w:numPr>
+        <w:spacing w:after="52" w:line="331"/>
+      </w:pPr>
+      <w:r>
+        <w:rPr>
+          <w:rFonts w:ascii="Geist" w:cs="Geist" w:eastAsia="Geist" w:hAnsi="Geist"/>
+          <w:color w:val="1A1A1A"/>
           <w:sz w:val="20"/>
           <w:szCs w:val="20"/>
         </w:rPr>
@@ -402,13 +423,14 @@
         <w:pStyle w:val="ListParagraph"/>
         <w:numPr>
           <w:ilvl w:val="0"/>
-          <w:numId w:val="1"/>
-        </w:numPr>
-        <w:spacing w:after="40"/>
-      </w:pPr>
-      <w:r>
-        <w:rPr>
-          <w:rFonts w:ascii="Geist" w:cs="Geist" w:eastAsia="Geist" w:hAnsi="Geist"/>
+          <w:numId w:val="2"/>
+        </w:numPr>
+        <w:spacing w:after="52" w:line="331"/>
+      </w:pPr>
+      <w:r>
+        <w:rPr>
+          <w:rFonts w:ascii="Geist" w:cs="Geist" w:eastAsia="Geist" w:hAnsi="Geist"/>
+          <w:color w:val="1A1A1A"/>
           <w:sz w:val="20"/>
           <w:szCs w:val="20"/>
         </w:rPr>
@@ -417,7 +439,8 @@
     </w:p>
     <w:p>
       <w:pPr>
-        <w:spacing w:after="40" w:before="100"/>
+        <w:keepNext/>
+        <w:spacing w:after="40" w:before="120" w:line="331"/>
       </w:pPr>
       <w:r>
         <w:rPr>
@@ -425,8 +448,8 @@
           <w:i/>
           <w:iCs/>
           <w:color w:val="333333"/>
-          <w:sz w:val="21"/>
-          <w:szCs w:val="21"/>
+          <w:sz w:val="20"/>
+          <w:szCs w:val="20"/>
         </w:rPr>
         <w:t xml:space="preserve">Mamonty и AOneVoIP: SMS, WhatsApp, OTP и телефония (2023 – осень 2025)</w:t>
       </w:r>
@@ -436,13 +459,14 @@
         <w:pStyle w:val="ListParagraph"/>
         <w:numPr>
           <w:ilvl w:val="0"/>
-          <w:numId w:val="1"/>
-        </w:numPr>
-        <w:spacing w:after="40"/>
-      </w:pPr>
-      <w:r>
-        <w:rPr>
-          <w:rFonts w:ascii="Geist" w:cs="Geist" w:eastAsia="Geist" w:hAnsi="Geist"/>
+          <w:numId w:val="2"/>
+        </w:numPr>
+        <w:spacing w:after="52" w:line="331"/>
+      </w:pPr>
+      <w:r>
+        <w:rPr>
+          <w:rFonts w:ascii="Geist" w:cs="Geist" w:eastAsia="Geist" w:hAnsi="Geist"/>
+          <w:color w:val="1A1A1A"/>
           <w:sz w:val="20"/>
           <w:szCs w:val="20"/>
         </w:rPr>
@@ -454,13 +478,14 @@
         <w:pStyle w:val="ListParagraph"/>
         <w:numPr>
           <w:ilvl w:val="0"/>
-          <w:numId w:val="1"/>
-        </w:numPr>
-        <w:spacing w:after="40"/>
-      </w:pPr>
-      <w:r>
-        <w:rPr>
-          <w:rFonts w:ascii="Geist" w:cs="Geist" w:eastAsia="Geist" w:hAnsi="Geist"/>
+          <w:numId w:val="2"/>
+        </w:numPr>
+        <w:spacing w:after="52" w:line="331"/>
+      </w:pPr>
+      <w:r>
+        <w:rPr>
+          <w:rFonts w:ascii="Geist" w:cs="Geist" w:eastAsia="Geist" w:hAnsi="Geist"/>
+          <w:color w:val="1A1A1A"/>
           <w:sz w:val="20"/>
           <w:szCs w:val="20"/>
         </w:rPr>
@@ -472,13 +497,14 @@
         <w:pStyle w:val="ListParagraph"/>
         <w:numPr>
           <w:ilvl w:val="0"/>
-          <w:numId w:val="1"/>
-        </w:numPr>
-        <w:spacing w:after="40"/>
-      </w:pPr>
-      <w:r>
-        <w:rPr>
-          <w:rFonts w:ascii="Geist" w:cs="Geist" w:eastAsia="Geist" w:hAnsi="Geist"/>
+          <w:numId w:val="2"/>
+        </w:numPr>
+        <w:spacing w:after="52" w:line="331"/>
+      </w:pPr>
+      <w:r>
+        <w:rPr>
+          <w:rFonts w:ascii="Geist" w:cs="Geist" w:eastAsia="Geist" w:hAnsi="Geist"/>
+          <w:color w:val="1A1A1A"/>
           <w:sz w:val="20"/>
           <w:szCs w:val="20"/>
         </w:rPr>
@@ -487,7 +513,8 @@
     </w:p>
     <w:p>
       <w:pPr>
-        <w:spacing w:after="40" w:before="100"/>
+        <w:keepNext/>
+        <w:spacing w:after="40" w:before="120" w:line="331"/>
       </w:pPr>
       <w:r>
         <w:rPr>
@@ -495,24 +522,25 @@
           <w:i/>
           <w:iCs/>
           <w:color w:val="333333"/>
-          <w:sz w:val="21"/>
-          <w:szCs w:val="21"/>
-        </w:rPr>
-        <w:t xml:space="preserve">Zvonobot AI, направление голосовых AI-агентов (осень 2025 – настоящее время)</w:t>
-      </w:r>
-    </w:p>
-    <w:p>
-      <w:pPr>
-        <w:pStyle w:val="ListParagraph"/>
-        <w:numPr>
-          <w:ilvl w:val="0"/>
-          <w:numId w:val="1"/>
-        </w:numPr>
-        <w:spacing w:after="40"/>
-      </w:pPr>
-      <w:r>
-        <w:rPr>
-          <w:rFonts w:ascii="Geist" w:cs="Geist" w:eastAsia="Geist" w:hAnsi="Geist"/>
+          <w:sz w:val="20"/>
+          <w:szCs w:val="20"/>
+        </w:rPr>
+        <w:t xml:space="preserve">Zvonobot AI, направление голосовых AI-агентов (осень 2025 – октябрь 2026)</w:t>
+      </w:r>
+    </w:p>
+    <w:p>
+      <w:pPr>
+        <w:pStyle w:val="ListParagraph"/>
+        <w:numPr>
+          <w:ilvl w:val="0"/>
+          <w:numId w:val="2"/>
+        </w:numPr>
+        <w:spacing w:after="52" w:line="331"/>
+      </w:pPr>
+      <w:r>
+        <w:rPr>
+          <w:rFonts w:ascii="Geist" w:cs="Geist" w:eastAsia="Geist" w:hAnsi="Geist"/>
+          <w:color w:val="1A1A1A"/>
           <w:sz w:val="20"/>
           <w:szCs w:val="20"/>
         </w:rPr>
@@ -524,13 +552,14 @@
         <w:pStyle w:val="ListParagraph"/>
         <w:numPr>
           <w:ilvl w:val="0"/>
-          <w:numId w:val="1"/>
-        </w:numPr>
-        <w:spacing w:after="40"/>
-      </w:pPr>
-      <w:r>
-        <w:rPr>
-          <w:rFonts w:ascii="Geist" w:cs="Geist" w:eastAsia="Geist" w:hAnsi="Geist"/>
+          <w:numId w:val="2"/>
+        </w:numPr>
+        <w:spacing w:after="52" w:line="331"/>
+      </w:pPr>
+      <w:r>
+        <w:rPr>
+          <w:rFonts w:ascii="Geist" w:cs="Geist" w:eastAsia="Geist" w:hAnsi="Geist"/>
+          <w:color w:val="1A1A1A"/>
           <w:sz w:val="20"/>
           <w:szCs w:val="20"/>
         </w:rPr>
@@ -542,49 +571,52 @@
         <w:pStyle w:val="ListParagraph"/>
         <w:numPr>
           <w:ilvl w:val="0"/>
-          <w:numId w:val="1"/>
-        </w:numPr>
-        <w:spacing w:after="40"/>
-      </w:pPr>
-      <w:r>
-        <w:rPr>
-          <w:rFonts w:ascii="Geist" w:cs="Geist" w:eastAsia="Geist" w:hAnsi="Geist"/>
-          <w:sz w:val="20"/>
-          <w:szCs w:val="20"/>
-        </w:rPr>
-        <w:t xml:space="preserve">Веду команду из 4 инженеров (разработка подчиняется техлиду, приоритеты, постановка и приемка за мной) и квартальные цели направления.</w:t>
-      </w:r>
-    </w:p>
-    <w:p>
-      <w:pPr>
-        <w:pStyle w:val="ListParagraph"/>
-        <w:numPr>
-          <w:ilvl w:val="0"/>
-          <w:numId w:val="1"/>
-        </w:numPr>
-        <w:spacing w:after="40"/>
-      </w:pPr>
-      <w:r>
-        <w:rPr>
-          <w:rFonts w:ascii="Geist" w:cs="Geist" w:eastAsia="Geist" w:hAnsi="Geist"/>
-          <w:sz w:val="20"/>
-          <w:szCs w:val="20"/>
-        </w:rPr>
-        <w:t xml:space="preserve">Go-to-market с продажами, поддержкой и финансами: каждую неделю учу продажи продукту, отдел вырос с 4 до 15 человек.</w:t>
-      </w:r>
-    </w:p>
-    <w:p>
-      <w:pPr>
-        <w:pStyle w:val="ListParagraph"/>
-        <w:numPr>
-          <w:ilvl w:val="0"/>
-          <w:numId w:val="1"/>
-        </w:numPr>
-        <w:spacing w:after="40"/>
-      </w:pPr>
-      <w:r>
-        <w:rPr>
-          <w:rFonts w:ascii="Geist" w:cs="Geist" w:eastAsia="Geist" w:hAnsi="Geist"/>
+          <w:numId w:val="2"/>
+        </w:numPr>
+        <w:spacing w:after="52" w:line="331"/>
+      </w:pPr>
+      <w:r>
+        <w:rPr>
+          <w:rFonts w:ascii="Geist" w:cs="Geist" w:eastAsia="Geist" w:hAnsi="Geist"/>
+          <w:color w:val="1A1A1A"/>
+          <w:sz w:val="20"/>
+          <w:szCs w:val="20"/>
+        </w:rPr>
+        <w:t xml:space="preserve">Вёл команду из 4 инженеров (разработка подчинялась техлиду, приоритеты, постановка и приемка были за мной) и квартальные цели направления.</w:t>
+      </w:r>
+    </w:p>
+    <w:p>
+      <w:pPr>
+        <w:pStyle w:val="ListParagraph"/>
+        <w:numPr>
+          <w:ilvl w:val="0"/>
+          <w:numId w:val="2"/>
+        </w:numPr>
+        <w:spacing w:after="52" w:line="331"/>
+      </w:pPr>
+      <w:r>
+        <w:rPr>
+          <w:rFonts w:ascii="Geist" w:cs="Geist" w:eastAsia="Geist" w:hAnsi="Geist"/>
+          <w:color w:val="1A1A1A"/>
+          <w:sz w:val="20"/>
+          <w:szCs w:val="20"/>
+        </w:rPr>
+        <w:t xml:space="preserve">Go-to-market с продажами, поддержкой и финансами: каждую неделю учил продажи продукту, отдел вырос с 4 до 15 человек.</w:t>
+      </w:r>
+    </w:p>
+    <w:p>
+      <w:pPr>
+        <w:pStyle w:val="ListParagraph"/>
+        <w:numPr>
+          <w:ilvl w:val="0"/>
+          <w:numId w:val="2"/>
+        </w:numPr>
+        <w:spacing w:after="52" w:line="331"/>
+      </w:pPr>
+      <w:r>
+        <w:rPr>
+          <w:rFonts w:ascii="Geist" w:cs="Geist" w:eastAsia="Geist" w:hAnsi="Geist"/>
+          <w:color w:val="1A1A1A"/>
           <w:sz w:val="20"/>
           <w:szCs w:val="20"/>
         </w:rPr>
@@ -593,16 +625,18 @@
     </w:p>
     <w:p>
       <w:pPr>
+        <w:keepNext/>
         <w:tabs>
-          <w:tab w:val="right" w:pos="9026"/>
+          <w:tab w:val="right" w:pos="10092"/>
         </w:tabs>
-        <w:spacing w:after="40" w:before="160"/>
+        <w:spacing w:after="40" w:before="160" w:line="331"/>
       </w:pPr>
       <w:r>
         <w:rPr>
           <w:rFonts w:ascii="Geist" w:cs="Geist" w:eastAsia="Geist" w:hAnsi="Geist"/>
           <w:b/>
           <w:bCs/>
+          <w:color w:val="1A1A1A"/>
           <w:sz w:val="22"/>
           <w:szCs w:val="22"/>
         </w:rPr>
@@ -612,24 +646,26 @@
         <w:rPr>
           <w:rFonts w:ascii="Geist" w:cs="Geist" w:eastAsia="Geist" w:hAnsi="Geist"/>
           <w:color w:val="666666"/>
-          <w:sz w:val="20"/>
-          <w:szCs w:val="20"/>
-        </w:rPr>
-        <w:t xml:space="preserve">	ноябрь 2020 – январь 2022</w:t>
-      </w:r>
-    </w:p>
-    <w:p>
-      <w:pPr>
-        <w:pStyle w:val="ListParagraph"/>
-        <w:numPr>
-          <w:ilvl w:val="0"/>
-          <w:numId w:val="1"/>
-        </w:numPr>
-        <w:spacing w:after="40"/>
-      </w:pPr>
-      <w:r>
-        <w:rPr>
-          <w:rFonts w:ascii="Geist" w:cs="Geist" w:eastAsia="Geist" w:hAnsi="Geist"/>
+          <w:sz w:val="19"/>
+          <w:szCs w:val="19"/>
+        </w:rPr>
+        <w:tab/>
+        <w:t xml:space="preserve">ноябрь 2020 – январь 2022</w:t>
+      </w:r>
+    </w:p>
+    <w:p>
+      <w:pPr>
+        <w:pStyle w:val="ListParagraph"/>
+        <w:numPr>
+          <w:ilvl w:val="0"/>
+          <w:numId w:val="2"/>
+        </w:numPr>
+        <w:spacing w:after="52" w:line="331"/>
+      </w:pPr>
+      <w:r>
+        <w:rPr>
+          <w:rFonts w:ascii="Geist" w:cs="Geist" w:eastAsia="Geist" w:hAnsi="Geist"/>
+          <w:color w:val="1A1A1A"/>
           <w:sz w:val="20"/>
           <w:szCs w:val="20"/>
         </w:rPr>
@@ -638,10 +674,12 @@
     </w:p>
     <w:p>
       <w:pPr>
+        <w:pStyle w:val="Heading2"/>
+        <w:keepNext/>
         <w:pBdr>
-          <w:bottom w:val="single" w:color="CCCCCC" w:sz="4" w:space="2"/>
+          <w:bottom w:val="single" w:color="D9D9D9" w:sz="6" w:space="2"/>
         </w:pBdr>
-        <w:spacing w:after="80" w:before="240"/>
+        <w:spacing w:after="100" w:before="240" w:line="331"/>
       </w:pPr>
       <w:r>
         <w:rPr>
@@ -649,8 +687,9 @@
           <w:b/>
           <w:bCs/>
           <w:color w:val="222222"/>
-          <w:sz w:val="20"/>
-          <w:szCs w:val="20"/>
+          <w:spacing w:val="12"/>
+          <w:sz w:val="19"/>
+          <w:szCs w:val="19"/>
         </w:rPr>
         <w:t xml:space="preserve">ПРОДУКТЫ</w:t>
       </w:r>
@@ -660,13 +699,14 @@
         <w:pStyle w:val="ListParagraph"/>
         <w:numPr>
           <w:ilvl w:val="0"/>
-          <w:numId w:val="1"/>
-        </w:numPr>
-        <w:spacing w:after="40"/>
-      </w:pPr>
-      <w:r>
-        <w:rPr>
-          <w:rFonts w:ascii="Geist" w:cs="Geist" w:eastAsia="Geist" w:hAnsi="Geist"/>
+          <w:numId w:val="2"/>
+        </w:numPr>
+        <w:spacing w:after="52" w:line="331"/>
+      </w:pPr>
+      <w:r>
+        <w:rPr>
+          <w:rFonts w:ascii="Geist" w:cs="Geist" w:eastAsia="Geist" w:hAnsi="Geist"/>
+          <w:color w:val="1A1A1A"/>
           <w:sz w:val="20"/>
           <w:szCs w:val="20"/>
         </w:rPr>
@@ -678,13 +718,14 @@
         <w:pStyle w:val="ListParagraph"/>
         <w:numPr>
           <w:ilvl w:val="0"/>
-          <w:numId w:val="1"/>
-        </w:numPr>
-        <w:spacing w:after="40"/>
-      </w:pPr>
-      <w:r>
-        <w:rPr>
-          <w:rFonts w:ascii="Geist" w:cs="Geist" w:eastAsia="Geist" w:hAnsi="Geist"/>
+          <w:numId w:val="2"/>
+        </w:numPr>
+        <w:spacing w:after="52" w:line="331"/>
+      </w:pPr>
+      <w:r>
+        <w:rPr>
+          <w:rFonts w:ascii="Geist" w:cs="Geist" w:eastAsia="Geist" w:hAnsi="Geist"/>
+          <w:color w:val="1A1A1A"/>
           <w:sz w:val="20"/>
           <w:szCs w:val="20"/>
         </w:rPr>
@@ -696,13 +737,14 @@
         <w:pStyle w:val="ListParagraph"/>
         <w:numPr>
           <w:ilvl w:val="0"/>
-          <w:numId w:val="1"/>
-        </w:numPr>
-        <w:spacing w:after="40"/>
-      </w:pPr>
-      <w:r>
-        <w:rPr>
-          <w:rFonts w:ascii="Geist" w:cs="Geist" w:eastAsia="Geist" w:hAnsi="Geist"/>
+          <w:numId w:val="2"/>
+        </w:numPr>
+        <w:spacing w:after="52" w:line="331"/>
+      </w:pPr>
+      <w:r>
+        <w:rPr>
+          <w:rFonts w:ascii="Geist" w:cs="Geist" w:eastAsia="Geist" w:hAnsi="Geist"/>
+          <w:color w:val="1A1A1A"/>
           <w:sz w:val="20"/>
           <w:szCs w:val="20"/>
         </w:rPr>
@@ -711,10 +753,12 @@
     </w:p>
     <w:p>
       <w:pPr>
+        <w:pStyle w:val="Heading2"/>
+        <w:keepNext/>
         <w:pBdr>
-          <w:bottom w:val="single" w:color="CCCCCC" w:sz="4" w:space="2"/>
+          <w:bottom w:val="single" w:color="D9D9D9" w:sz="6" w:space="2"/>
         </w:pBdr>
-        <w:spacing w:after="80" w:before="240"/>
+        <w:spacing w:after="100" w:before="240" w:line="331"/>
       </w:pPr>
       <w:r>
         <w:rPr>
@@ -722,8 +766,9 @@
           <w:b/>
           <w:bCs/>
           <w:color w:val="222222"/>
-          <w:sz w:val="20"/>
-          <w:szCs w:val="20"/>
+          <w:spacing w:val="12"/>
+          <w:sz w:val="19"/>
+          <w:szCs w:val="19"/>
         </w:rPr>
         <w:t xml:space="preserve">НАВЫКИ</w:t>
       </w:r>
@@ -733,13 +778,14 @@
         <w:pStyle w:val="ListParagraph"/>
         <w:numPr>
           <w:ilvl w:val="0"/>
-          <w:numId w:val="1"/>
-        </w:numPr>
-        <w:spacing w:after="40"/>
-      </w:pPr>
-      <w:r>
-        <w:rPr>
-          <w:rFonts w:ascii="Geist" w:cs="Geist" w:eastAsia="Geist" w:hAnsi="Geist"/>
+          <w:numId w:val="2"/>
+        </w:numPr>
+        <w:spacing w:after="52" w:line="331"/>
+      </w:pPr>
+      <w:r>
+        <w:rPr>
+          <w:rFonts w:ascii="Geist" w:cs="Geist" w:eastAsia="Geist" w:hAnsi="Geist"/>
+          <w:color w:val="1A1A1A"/>
           <w:sz w:val="20"/>
           <w:szCs w:val="20"/>
         </w:rPr>
@@ -751,13 +797,14 @@
         <w:pStyle w:val="ListParagraph"/>
         <w:numPr>
           <w:ilvl w:val="0"/>
-          <w:numId w:val="1"/>
-        </w:numPr>
-        <w:spacing w:after="40"/>
-      </w:pPr>
-      <w:r>
-        <w:rPr>
-          <w:rFonts w:ascii="Geist" w:cs="Geist" w:eastAsia="Geist" w:hAnsi="Geist"/>
+          <w:numId w:val="2"/>
+        </w:numPr>
+        <w:spacing w:after="52" w:line="331"/>
+      </w:pPr>
+      <w:r>
+        <w:rPr>
+          <w:rFonts w:ascii="Geist" w:cs="Geist" w:eastAsia="Geist" w:hAnsi="Geist"/>
+          <w:color w:val="1A1A1A"/>
           <w:sz w:val="20"/>
           <w:szCs w:val="20"/>
         </w:rPr>
@@ -769,13 +816,14 @@
         <w:pStyle w:val="ListParagraph"/>
         <w:numPr>
           <w:ilvl w:val="0"/>
-          <w:numId w:val="1"/>
-        </w:numPr>
-        <w:spacing w:after="40"/>
-      </w:pPr>
-      <w:r>
-        <w:rPr>
-          <w:rFonts w:ascii="Geist" w:cs="Geist" w:eastAsia="Geist" w:hAnsi="Geist"/>
+          <w:numId w:val="2"/>
+        </w:numPr>
+        <w:spacing w:after="52" w:line="331"/>
+      </w:pPr>
+      <w:r>
+        <w:rPr>
+          <w:rFonts w:ascii="Geist" w:cs="Geist" w:eastAsia="Geist" w:hAnsi="Geist"/>
+          <w:color w:val="1A1A1A"/>
           <w:sz w:val="20"/>
           <w:szCs w:val="20"/>
         </w:rPr>
@@ -787,13 +835,14 @@
         <w:pStyle w:val="ListParagraph"/>
         <w:numPr>
           <w:ilvl w:val="0"/>
-          <w:numId w:val="1"/>
-        </w:numPr>
-        <w:spacing w:after="40"/>
-      </w:pPr>
-      <w:r>
-        <w:rPr>
-          <w:rFonts w:ascii="Geist" w:cs="Geist" w:eastAsia="Geist" w:hAnsi="Geist"/>
+          <w:numId w:val="2"/>
+        </w:numPr>
+        <w:spacing w:after="52" w:line="331"/>
+      </w:pPr>
+      <w:r>
+        <w:rPr>
+          <w:rFonts w:ascii="Geist" w:cs="Geist" w:eastAsia="Geist" w:hAnsi="Geist"/>
+          <w:color w:val="1A1A1A"/>
           <w:sz w:val="20"/>
           <w:szCs w:val="20"/>
         </w:rPr>
@@ -805,13 +854,14 @@
         <w:pStyle w:val="ListParagraph"/>
         <w:numPr>
           <w:ilvl w:val="0"/>
-          <w:numId w:val="1"/>
-        </w:numPr>
-        <w:spacing w:after="40"/>
-      </w:pPr>
-      <w:r>
-        <w:rPr>
-          <w:rFonts w:ascii="Geist" w:cs="Geist" w:eastAsia="Geist" w:hAnsi="Geist"/>
+          <w:numId w:val="2"/>
+        </w:numPr>
+        <w:spacing w:after="52" w:line="331"/>
+      </w:pPr>
+      <w:r>
+        <w:rPr>
+          <w:rFonts w:ascii="Geist" w:cs="Geist" w:eastAsia="Geist" w:hAnsi="Geist"/>
+          <w:color w:val="1A1A1A"/>
           <w:sz w:val="20"/>
           <w:szCs w:val="20"/>
         </w:rPr>
@@ -823,13 +873,14 @@
         <w:pStyle w:val="ListParagraph"/>
         <w:numPr>
           <w:ilvl w:val="0"/>
-          <w:numId w:val="1"/>
-        </w:numPr>
-        <w:spacing w:after="40"/>
-      </w:pPr>
-      <w:r>
-        <w:rPr>
-          <w:rFonts w:ascii="Geist" w:cs="Geist" w:eastAsia="Geist" w:hAnsi="Geist"/>
+          <w:numId w:val="2"/>
+        </w:numPr>
+        <w:spacing w:after="52" w:line="331"/>
+      </w:pPr>
+      <w:r>
+        <w:rPr>
+          <w:rFonts w:ascii="Geist" w:cs="Geist" w:eastAsia="Geist" w:hAnsi="Geist"/>
+          <w:color w:val="1A1A1A"/>
           <w:sz w:val="20"/>
           <w:szCs w:val="20"/>
         </w:rPr>
@@ -838,10 +889,12 @@
     </w:p>
     <w:p>
       <w:pPr>
+        <w:pStyle w:val="Heading2"/>
+        <w:keepNext/>
         <w:pBdr>
-          <w:bottom w:val="single" w:color="CCCCCC" w:sz="4" w:space="2"/>
+          <w:bottom w:val="single" w:color="D9D9D9" w:sz="6" w:space="2"/>
         </w:pBdr>
-        <w:spacing w:after="80" w:before="240"/>
+        <w:spacing w:after="100" w:before="240" w:line="331"/>
       </w:pPr>
       <w:r>
         <w:rPr>
@@ -849,8 +902,9 @@
           <w:b/>
           <w:bCs/>
           <w:color w:val="222222"/>
-          <w:sz w:val="20"/>
-          <w:szCs w:val="20"/>
+          <w:spacing w:val="12"/>
+          <w:sz w:val="19"/>
+          <w:szCs w:val="19"/>
         </w:rPr>
         <w:t xml:space="preserve">ОБРАЗОВАНИЕ, ЯЗЫКИ, ФОРМАТ</w:t>
       </w:r>
@@ -860,13 +914,14 @@
         <w:pStyle w:val="ListParagraph"/>
         <w:numPr>
           <w:ilvl w:val="0"/>
-          <w:numId w:val="1"/>
-        </w:numPr>
-        <w:spacing w:after="40"/>
-      </w:pPr>
-      <w:r>
-        <w:rPr>
-          <w:rFonts w:ascii="Geist" w:cs="Geist" w:eastAsia="Geist" w:hAnsi="Geist"/>
+          <w:numId w:val="2"/>
+        </w:numPr>
+        <w:spacing w:after="52" w:line="331"/>
+      </w:pPr>
+      <w:r>
+        <w:rPr>
+          <w:rFonts w:ascii="Geist" w:cs="Geist" w:eastAsia="Geist" w:hAnsi="Geist"/>
+          <w:color w:val="1A1A1A"/>
           <w:sz w:val="20"/>
           <w:szCs w:val="20"/>
         </w:rPr>
@@ -878,13 +933,14 @@
         <w:pStyle w:val="ListParagraph"/>
         <w:numPr>
           <w:ilvl w:val="0"/>
-          <w:numId w:val="1"/>
-        </w:numPr>
-        <w:spacing w:after="40"/>
-      </w:pPr>
-      <w:r>
-        <w:rPr>
-          <w:rFonts w:ascii="Geist" w:cs="Geist" w:eastAsia="Geist" w:hAnsi="Geist"/>
+          <w:numId w:val="2"/>
+        </w:numPr>
+        <w:spacing w:after="52" w:line="331"/>
+      </w:pPr>
+      <w:r>
+        <w:rPr>
+          <w:rFonts w:ascii="Geist" w:cs="Geist" w:eastAsia="Geist" w:hAnsi="Geist"/>
+          <w:color w:val="1A1A1A"/>
           <w:sz w:val="20"/>
           <w:szCs w:val="20"/>
         </w:rPr>
@@ -896,13 +952,14 @@
         <w:pStyle w:val="ListParagraph"/>
         <w:numPr>
           <w:ilvl w:val="0"/>
-          <w:numId w:val="1"/>
-        </w:numPr>
-        <w:spacing w:after="40"/>
-      </w:pPr>
-      <w:r>
-        <w:rPr>
-          <w:rFonts w:ascii="Geist" w:cs="Geist" w:eastAsia="Geist" w:hAnsi="Geist"/>
+          <w:numId w:val="2"/>
+        </w:numPr>
+        <w:spacing w:after="52" w:line="331"/>
+      </w:pPr>
+      <w:r>
+        <w:rPr>
+          <w:rFonts w:ascii="Geist" w:cs="Geist" w:eastAsia="Geist" w:hAnsi="Geist"/>
+          <w:color w:val="1A1A1A"/>
           <w:sz w:val="20"/>
           <w:szCs w:val="20"/>
         </w:rPr>
@@ -911,7 +968,7 @@
     </w:p>
     <w:sectPr>
       <w:pgSz w:w="11906" w:h="16838" w:orient="portrait"/>
-      <w:pgMar w:top="900" w:right="1000" w:bottom="900" w:left="1000" w:header="708" w:footer="708" w:gutter="0"/>
+      <w:pgMar w:top="794" w:right="907" w:bottom="794" w:left="907" w:header="708" w:footer="708" w:gutter="0"/>
       <w:pgNumType/>
       <w:docGrid w:linePitch="360"/>
     </w:sectPr>
@@ -1083,8 +1140,30 @@
       </w:pPr>
     </w:lvl>
   </w:abstractNum>
+  <w:abstractNum w:abstractNumId="2" w15:restartNumberingAfterBreak="0">
+    <w:multiLevelType w:val="hybridMultilevel"/>
+    <w:lvl w:ilvl="0" w15:tentative="1">
+      <w:start w:val="1"/>
+      <w:numFmt w:val="bullet"/>
+      <w:lvlText w:val="•"/>
+      <w:lvlJc w:val="left"/>
+      <w:pPr>
+        <w:ind w:left="280" w:hanging="200"/>
+      </w:pPr>
+      <w:rPr>
+        <w:rFonts w:ascii="Geist" w:cs="Geist" w:eastAsia="Geist" w:hAnsi="Geist"/>
+        <w:color w:val="1A1A1A"/>
+      </w:rPr>
+    </w:lvl>
+  </w:abstractNum>
   <w:num w:numId="1">
     <w:abstractNumId w:val="1"/>
+    <w:lvlOverride w:ilvl="0">
+      <w:startOverride w:val="1"/>
+    </w:lvlOverride>
+  </w:num>
+  <w:num w:numId="2">
+    <w:abstractNumId w:val="2"/>
     <w:lvlOverride w:ilvl="0">
       <w:startOverride w:val="1"/>
     </w:lvlOverride>
@@ -1098,6 +1177,7 @@
     <w:rPrDefault>
       <w:rPr>
         <w:rFonts w:ascii="Geist" w:cs="Geist" w:eastAsia="Geist" w:hAnsi="Geist"/>
+        <w:color w:val="1A1A1A"/>
         <w:sz w:val="20"/>
         <w:szCs w:val="20"/>
       </w:rPr>
